--- a/Java_core/Assignment/Module1/src/Theory/Introduction to Java.docx
+++ b/Java_core/Assignment/Module1/src/Theory/Introduction to Java.docx
@@ -3055,50 +3055,49 @@
         <mc:AlternateContent>
           <mc:Choice Requires="wps">
             <w:drawing>
-              <wp:anchor distT="0" distB="0" distL="114300" distR="114300" simplePos="0" relativeHeight="251674624" behindDoc="0" locked="0" layoutInCell="1" allowOverlap="1" wp14:anchorId="346FE568" wp14:editId="1F23AB7A">
+              <wp:anchor distT="0" distB="0" distL="114300" distR="114300" simplePos="0" relativeHeight="251665408" behindDoc="0" locked="0" layoutInCell="1" allowOverlap="1" wp14:anchorId="7BD58690" wp14:editId="7FC4D6E6">
                 <wp:simplePos x="0" y="0"/>
                 <wp:positionH relativeFrom="column">
-                  <wp:posOffset>-528034</wp:posOffset>
+                  <wp:posOffset>791657</wp:posOffset>
                 </wp:positionH>
                 <wp:positionV relativeFrom="paragraph">
-                  <wp:posOffset>371153</wp:posOffset>
+                  <wp:posOffset>206536</wp:posOffset>
                 </wp:positionV>
-                <wp:extent cx="817809" cy="450761"/>
-                <wp:effectExtent l="0" t="0" r="20955" b="26035"/>
+                <wp:extent cx="3870101" cy="740535"/>
+                <wp:effectExtent l="0" t="0" r="16510" b="21590"/>
                 <wp:wrapNone/>
-                <wp:docPr id="1116017365" name="Text Box 16"/>
+                <wp:docPr id="775737042" name="Rectangle 7"/>
                 <wp:cNvGraphicFramePr/>
                 <a:graphic xmlns:a="http://schemas.openxmlformats.org/drawingml/2006/main">
                   <a:graphicData uri="http://schemas.microsoft.com/office/word/2010/wordprocessingShape">
                     <wps:wsp>
-                      <wps:cNvSpPr txBox="1"/>
+                      <wps:cNvSpPr/>
                       <wps:spPr>
                         <a:xfrm>
                           <a:off x="0" y="0"/>
-                          <a:ext cx="817809" cy="450761"/>
+                          <a:ext cx="3870101" cy="740535"/>
                         </a:xfrm>
                         <a:prstGeom prst="rect">
                           <a:avLst/>
                         </a:prstGeom>
-                        <a:solidFill>
+                      </wps:spPr>
+                      <wps:style>
+                        <a:lnRef idx="2">
+                          <a:schemeClr val="accent1">
+                            <a:shade val="15000"/>
+                          </a:schemeClr>
+                        </a:lnRef>
+                        <a:fillRef idx="1">
+                          <a:schemeClr val="accent1"/>
+                        </a:fillRef>
+                        <a:effectRef idx="0">
+                          <a:schemeClr val="accent1"/>
+                        </a:effectRef>
+                        <a:fontRef idx="minor">
                           <a:schemeClr val="lt1"/>
-                        </a:solidFill>
-                        <a:ln w="6350">
-                          <a:solidFill>
-                            <a:prstClr val="black"/>
-                          </a:solidFill>
-                        </a:ln>
-                      </wps:spPr>
-                      <wps:txbx>
-                        <w:txbxContent>
-                          <w:p>
-                            <w:r>
-                              <w:t>methods</w:t>
-                            </w:r>
-                          </w:p>
-                        </w:txbxContent>
-                      </wps:txbx>
-                      <wps:bodyPr rot="0" spcFirstLastPara="0" vertOverflow="overflow" horzOverflow="overflow" vert="horz" wrap="square" lIns="91440" tIns="45720" rIns="91440" bIns="45720" numCol="1" spcCol="0" rtlCol="0" fromWordArt="0" anchor="t" anchorCtr="0" forceAA="0" compatLnSpc="1">
+                        </a:fontRef>
+                      </wps:style>
+                      <wps:bodyPr rot="0" spcFirstLastPara="0" vertOverflow="overflow" horzOverflow="overflow" vert="horz" wrap="square" lIns="91440" tIns="45720" rIns="91440" bIns="45720" numCol="1" spcCol="0" rtlCol="0" fromWordArt="0" anchor="ctr" anchorCtr="0" forceAA="0" compatLnSpc="1">
                         <a:prstTxWarp prst="textNoShape">
                           <a:avLst/>
                         </a:prstTxWarp>
@@ -3107,28 +3106,91 @@
                     </wps:wsp>
                   </a:graphicData>
                 </a:graphic>
-                <wp14:sizeRelH relativeFrom="margin">
-                  <wp14:pctWidth>0</wp14:pctWidth>
-                </wp14:sizeRelH>
               </wp:anchor>
             </w:drawing>
           </mc:Choice>
           <mc:Fallback>
             <w:pict>
-              <v:shapetype w14:anchorId="346FE568" id="_x0000_t202" coordsize="21600,21600" o:spt="202" path="m,l,21600r21600,l21600,xe">
+              <v:rect w14:anchorId="43D28EE7" id="Rectangle 7" o:spid="_x0000_s1026" style="position:absolute;margin-left:62.35pt;margin-top:16.25pt;width:304.75pt;height:58.3pt;z-index:251665408;visibility:visible;mso-wrap-style:square;mso-wrap-distance-left:9pt;mso-wrap-distance-top:0;mso-wrap-distance-right:9pt;mso-wrap-distance-bottom:0;mso-position-horizontal:absolute;mso-position-horizontal-relative:text;mso-position-vertical:absolute;mso-position-vertical-relative:text;v-text-anchor:middle" o:gfxdata="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" fillcolor="#156082 [3204]" strokecolor="#030e13 [484]" strokeweight="1.5pt"/>
+            </w:pict>
+          </mc:Fallback>
+        </mc:AlternateContent>
+      </w:r>
+    </w:p>
+    <w:p>
+      <w:pPr>
+        <w:rPr>
+          <w:sz w:val="28"/>
+          <w:szCs w:val="28"/>
+        </w:rPr>
+      </w:pPr>
+      <w:r>
+        <w:rPr>
+          <w:noProof/>
+          <w:sz w:val="28"/>
+          <w:szCs w:val="28"/>
+        </w:rPr>
+        <mc:AlternateContent>
+          <mc:Choice Requires="wpi">
+            <w:drawing>
+              <wp:anchor distT="0" distB="0" distL="114300" distR="114300" simplePos="0" relativeHeight="251671552" behindDoc="0" locked="0" layoutInCell="1" allowOverlap="1" wp14:anchorId="11C8DB49" wp14:editId="04B36FEA">
+                <wp:simplePos x="0" y="0"/>
+                <wp:positionH relativeFrom="column">
+                  <wp:posOffset>3733809</wp:posOffset>
+                </wp:positionH>
+                <wp:positionV relativeFrom="paragraph">
+                  <wp:posOffset>673923</wp:posOffset>
+                </wp:positionV>
+                <wp:extent cx="635" cy="708660"/>
+                <wp:effectExtent l="38100" t="38100" r="37465" b="34290"/>
+                <wp:wrapNone/>
+                <wp:docPr id="1271757090" name="Ink 13"/>
+                <wp:cNvGraphicFramePr/>
+                <a:graphic xmlns:a="http://schemas.openxmlformats.org/drawingml/2006/main">
+                  <a:graphicData uri="http://schemas.microsoft.com/office/word/2010/wordprocessingInk">
+                    <w14:contentPart bwMode="auto" r:id="rId5">
+                      <w14:nvContentPartPr>
+                        <w14:cNvContentPartPr/>
+                      </w14:nvContentPartPr>
+                      <w14:xfrm>
+                        <a:off x="0" y="0"/>
+                        <a:ext cx="635" cy="708660"/>
+                      </w14:xfrm>
+                    </w14:contentPart>
+                  </a:graphicData>
+                </a:graphic>
+                <wp14:sizeRelH relativeFrom="margin">
+                  <wp14:pctWidth>0</wp14:pctWidth>
+                </wp14:sizeRelH>
+                <wp14:sizeRelV relativeFrom="margin">
+                  <wp14:pctHeight>0</wp14:pctHeight>
+                </wp14:sizeRelV>
+              </wp:anchor>
+            </w:drawing>
+          </mc:Choice>
+          <mc:Fallback>
+            <w:pict>
+              <v:shapetype w14:anchorId="5DD98932" id="_x0000_t75" coordsize="21600,21600" o:spt="75" o:preferrelative="t" path="m@4@5l@4@11@9@11@9@5xe" filled="f" stroked="f">
                 <v:stroke joinstyle="miter"/>
-                <v:path gradientshapeok="t" o:connecttype="rect"/>
+                <v:formulas>
+                  <v:f eqn="if lineDrawn pixelLineWidth 0"/>
+                  <v:f eqn="sum @0 1 0"/>
+                  <v:f eqn="sum 0 0 @1"/>
+                  <v:f eqn="prod @2 1 2"/>
+                  <v:f eqn="prod @3 21600 pixelWidth"/>
+                  <v:f eqn="prod @3 21600 pixelHeight"/>
+                  <v:f eqn="sum @0 0 1"/>
+                  <v:f eqn="prod @6 1 2"/>
+                  <v:f eqn="prod @7 21600 pixelWidth"/>
+                  <v:f eqn="sum @8 21600 0"/>
+                  <v:f eqn="prod @7 21600 pixelHeight"/>
+                  <v:f eqn="sum @10 21600 0"/>
+                </v:formulas>
+                <v:path o:extrusionok="f" gradientshapeok="t" o:connecttype="rect"/>
+                <o:lock v:ext="edit" aspectratio="t"/>
               </v:shapetype>
-              <v:shape id="Text Box 16" o:spid="_x0000_s1030" type="#_x0000_t202" style="position:absolute;left:0;text-align:left;margin-left:-41.6pt;margin-top:29.2pt;width:64.4pt;height:35.5pt;z-index:251674624;visibility:visible;mso-wrap-style:square;mso-width-percent:0;mso-wrap-distance-left:9pt;mso-wrap-distance-top:0;mso-wrap-distance-right:9pt;mso-wrap-distance-bottom:0;mso-position-horizontal:absolute;mso-position-horizontal-relative:text;mso-position-vertical:absolute;mso-position-vertical-relative:text;mso-width-percent:0;mso-width-relative:margin;v-text-anchor:top" o:gfxdata="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" fillcolor="white [3201]" strokeweight=".5pt">
-                <v:textbox>
-                  <w:txbxContent>
-                    <w:p>
-                      <w:r>
-                        <w:t>methods</w:t>
-                      </w:r>
-                    </w:p>
-                  </w:txbxContent>
-                </v:textbox>
+              <v:shape id="Ink 13" o:spid="_x0000_s1026" type="#_x0000_t75" style="position:absolute;margin-left:293.15pt;margin-top:52.55pt;width:1.75pt;height:56.75pt;z-index:251671552;visibility:visible;mso-wrap-style:square;mso-width-percent:0;mso-height-percent:0;mso-wrap-distance-left:9pt;mso-wrap-distance-top:0;mso-wrap-distance-right:9pt;mso-wrap-distance-bottom:0;mso-position-horizontal:absolute;mso-position-horizontal-relative:text;mso-position-vertical:absolute;mso-position-vertical-relative:text;mso-width-percent:0;mso-height-percent:0;mso-width-relative:margin;mso-height-relative:margin" o:gfxdata="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">
+                <v:imagedata r:id="rId6" o:title=""/>
               </v:shape>
             </w:pict>
           </mc:Fallback>
@@ -3143,13 +3205,13 @@
         <mc:AlternateContent>
           <mc:Choice Requires="wps">
             <w:drawing>
-              <wp:anchor distT="0" distB="0" distL="114300" distR="114300" simplePos="0" relativeHeight="251673600" behindDoc="0" locked="0" layoutInCell="1" allowOverlap="1" wp14:anchorId="73090686" wp14:editId="1B1ED48B">
+              <wp:anchor distT="0" distB="0" distL="114300" distR="114300" simplePos="0" relativeHeight="251673600" behindDoc="0" locked="0" layoutInCell="1" allowOverlap="1" wp14:anchorId="73090686" wp14:editId="206B3020">
                 <wp:simplePos x="0" y="0"/>
                 <wp:positionH relativeFrom="column">
-                  <wp:posOffset>3548130</wp:posOffset>
+                  <wp:posOffset>3366958</wp:posOffset>
                 </wp:positionH>
                 <wp:positionV relativeFrom="paragraph">
-                  <wp:posOffset>1774950</wp:posOffset>
+                  <wp:posOffset>1234851</wp:posOffset>
                 </wp:positionV>
                 <wp:extent cx="714777" cy="341290"/>
                 <wp:effectExtent l="0" t="0" r="28575" b="20955"/>
@@ -3206,7 +3268,11 @@
           </mc:Choice>
           <mc:Fallback>
             <w:pict>
-              <v:shape w14:anchorId="73090686" id="Text Box 15" o:spid="_x0000_s1031" type="#_x0000_t202" style="position:absolute;left:0;text-align:left;margin-left:279.4pt;margin-top:139.75pt;width:56.3pt;height:26.85pt;z-index:251673600;visibility:visible;mso-wrap-style:square;mso-width-percent:0;mso-height-percent:0;mso-wrap-distance-left:9pt;mso-wrap-distance-top:0;mso-wrap-distance-right:9pt;mso-wrap-distance-bottom:0;mso-position-horizontal:absolute;mso-position-horizontal-relative:text;mso-position-vertical:absolute;mso-position-vertical-relative:text;mso-width-percent:0;mso-height-percent:0;mso-width-relative:margin;mso-height-relative:margin;v-text-anchor:top" o:gfxdata="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" fillcolor="white [3201]" strokeweight=".5pt">
+              <v:shapetype w14:anchorId="73090686" id="_x0000_t202" coordsize="21600,21600" o:spt="202" path="m,l,21600r21600,l21600,xe">
+                <v:stroke joinstyle="miter"/>
+                <v:path gradientshapeok="t" o:connecttype="rect"/>
+              </v:shapetype>
+              <v:shape id="Text Box 15" o:spid="_x0000_s1030" type="#_x0000_t202" style="position:absolute;margin-left:265.1pt;margin-top:97.25pt;width:56.3pt;height:26.85pt;z-index:251673600;visibility:visible;mso-wrap-style:square;mso-width-percent:0;mso-height-percent:0;mso-wrap-distance-left:9pt;mso-wrap-distance-top:0;mso-wrap-distance-right:9pt;mso-wrap-distance-bottom:0;mso-position-horizontal:absolute;mso-position-horizontal-relative:text;mso-position-vertical:absolute;mso-position-vertical-relative:text;mso-width-percent:0;mso-height-percent:0;mso-width-relative:margin;mso-height-relative:margin;v-text-anchor:top" o:gfxdata="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" fillcolor="white [3201]" strokeweight=".5pt">
                 <v:textbox>
                   <w:txbxContent>
                     <w:p>
@@ -3228,15 +3294,62 @@
           <w:szCs w:val="28"/>
         </w:rPr>
         <mc:AlternateContent>
+          <mc:Choice Requires="wpi">
+            <w:drawing>
+              <wp:anchor distT="0" distB="0" distL="114300" distR="114300" simplePos="0" relativeHeight="251667456" behindDoc="0" locked="0" layoutInCell="1" allowOverlap="1" wp14:anchorId="0AE48345" wp14:editId="649ADCCF">
+                <wp:simplePos x="0" y="0"/>
+                <wp:positionH relativeFrom="column">
+                  <wp:posOffset>1151711</wp:posOffset>
+                </wp:positionH>
+                <wp:positionV relativeFrom="paragraph">
+                  <wp:posOffset>957580</wp:posOffset>
+                </wp:positionV>
+                <wp:extent cx="19800" cy="605520"/>
+                <wp:effectExtent l="38100" t="38100" r="37465" b="42545"/>
+                <wp:wrapNone/>
+                <wp:docPr id="1597365138" name="Ink 9"/>
+                <wp:cNvGraphicFramePr/>
+                <a:graphic xmlns:a="http://schemas.openxmlformats.org/drawingml/2006/main">
+                  <a:graphicData uri="http://schemas.microsoft.com/office/word/2010/wordprocessingInk">
+                    <w14:contentPart bwMode="auto" r:id="rId7">
+                      <w14:nvContentPartPr>
+                        <w14:cNvContentPartPr/>
+                      </w14:nvContentPartPr>
+                      <w14:xfrm>
+                        <a:off x="0" y="0"/>
+                        <a:ext cx="19800" cy="605520"/>
+                      </w14:xfrm>
+                    </w14:contentPart>
+                  </a:graphicData>
+                </a:graphic>
+              </wp:anchor>
+            </w:drawing>
+          </mc:Choice>
+          <mc:Fallback>
+            <w:pict>
+              <v:shape w14:anchorId="298E3FDD" id="Ink 9" o:spid="_x0000_s1026" type="#_x0000_t75" style="position:absolute;margin-left:90.25pt;margin-top:74.9pt;width:2.5pt;height:48.7pt;z-index:251667456;visibility:visible;mso-wrap-style:square;mso-wrap-distance-left:9pt;mso-wrap-distance-top:0;mso-wrap-distance-right:9pt;mso-wrap-distance-bottom:0;mso-position-horizontal:absolute;mso-position-horizontal-relative:text;mso-position-vertical:absolute;mso-position-vertical-relative:text" o:gfxdata="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">
+                <v:imagedata r:id="rId8" o:title=""/>
+              </v:shape>
+            </w:pict>
+          </mc:Fallback>
+        </mc:AlternateContent>
+      </w:r>
+      <w:r>
+        <w:rPr>
+          <w:noProof/>
+          <w:sz w:val="28"/>
+          <w:szCs w:val="28"/>
+        </w:rPr>
+        <mc:AlternateContent>
           <mc:Choice Requires="wps">
             <w:drawing>
-              <wp:anchor distT="0" distB="0" distL="114300" distR="114300" simplePos="0" relativeHeight="251672576" behindDoc="0" locked="0" layoutInCell="1" allowOverlap="1" wp14:anchorId="38F708E5" wp14:editId="51A73955">
+              <wp:anchor distT="0" distB="0" distL="114300" distR="114300" simplePos="0" relativeHeight="251672576" behindDoc="0" locked="0" layoutInCell="1" allowOverlap="1" wp14:anchorId="38F708E5" wp14:editId="49DAFF64">
                 <wp:simplePos x="0" y="0"/>
                 <wp:positionH relativeFrom="column">
-                  <wp:posOffset>1056068</wp:posOffset>
+                  <wp:posOffset>855989</wp:posOffset>
                 </wp:positionH>
                 <wp:positionV relativeFrom="paragraph">
-                  <wp:posOffset>1968133</wp:posOffset>
+                  <wp:posOffset>1530949</wp:posOffset>
                 </wp:positionV>
                 <wp:extent cx="740535" cy="328412"/>
                 <wp:effectExtent l="0" t="0" r="21590" b="14605"/>
@@ -3287,7 +3400,7 @@
           </mc:Choice>
           <mc:Fallback>
             <w:pict>
-              <v:shape w14:anchorId="38F708E5" id="Text Box 14" o:spid="_x0000_s1032" type="#_x0000_t202" style="position:absolute;left:0;text-align:left;margin-left:83.15pt;margin-top:154.95pt;width:58.3pt;height:25.85pt;z-index:251672576;visibility:visible;mso-wrap-style:square;mso-wrap-distance-left:9pt;mso-wrap-distance-top:0;mso-wrap-distance-right:9pt;mso-wrap-distance-bottom:0;mso-position-horizontal:absolute;mso-position-horizontal-relative:text;mso-position-vertical:absolute;mso-position-vertical-relative:text;v-text-anchor:top" o:gfxdata="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" fillcolor="white [3201]" strokeweight=".5pt">
+              <v:shape w14:anchorId="38F708E5" id="Text Box 14" o:spid="_x0000_s1031" type="#_x0000_t202" style="position:absolute;margin-left:67.4pt;margin-top:120.55pt;width:58.3pt;height:25.85pt;z-index:251672576;visibility:visible;mso-wrap-style:square;mso-wrap-distance-left:9pt;mso-wrap-distance-top:0;mso-wrap-distance-right:9pt;mso-wrap-distance-bottom:0;mso-position-horizontal:absolute;mso-position-horizontal-relative:text;mso-position-vertical:absolute;mso-position-vertical-relative:text;v-text-anchor:top" o:gfxdata="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" fillcolor="white [3201]" strokeweight=".5pt">
                 <v:textbox>
                   <w:txbxContent>
                     <w:p>
@@ -3309,66 +3422,78 @@
           <w:szCs w:val="28"/>
         </w:rPr>
         <mc:AlternateContent>
-          <mc:Choice Requires="wpi">
+          <mc:Choice Requires="wps">
             <w:drawing>
-              <wp:anchor distT="0" distB="0" distL="114300" distR="114300" simplePos="0" relativeHeight="251671552" behindDoc="0" locked="0" layoutInCell="1" allowOverlap="1" wp14:anchorId="11C8DB49" wp14:editId="7F75633C">
+              <wp:anchor distT="0" distB="0" distL="114300" distR="114300" simplePos="0" relativeHeight="251674624" behindDoc="0" locked="0" layoutInCell="1" allowOverlap="1" wp14:anchorId="346FE568" wp14:editId="6FF4DF56">
                 <wp:simplePos x="0" y="0"/>
                 <wp:positionH relativeFrom="column">
-                  <wp:posOffset>3779520</wp:posOffset>
+                  <wp:posOffset>-682267</wp:posOffset>
                 </wp:positionH>
                 <wp:positionV relativeFrom="paragraph">
-                  <wp:posOffset>1117600</wp:posOffset>
+                  <wp:posOffset>133698</wp:posOffset>
                 </wp:positionV>
-                <wp:extent cx="635" cy="708660"/>
-                <wp:effectExtent l="38100" t="38100" r="37465" b="34290"/>
+                <wp:extent cx="817809" cy="450761"/>
+                <wp:effectExtent l="0" t="0" r="20955" b="26035"/>
                 <wp:wrapNone/>
-                <wp:docPr id="1271757090" name="Ink 13"/>
+                <wp:docPr id="1116017365" name="Text Box 16"/>
                 <wp:cNvGraphicFramePr/>
                 <a:graphic xmlns:a="http://schemas.openxmlformats.org/drawingml/2006/main">
-                  <a:graphicData uri="http://schemas.microsoft.com/office/word/2010/wordprocessingInk">
-                    <w14:contentPart bwMode="auto" r:id="rId5">
-                      <w14:nvContentPartPr>
-                        <w14:cNvContentPartPr/>
-                      </w14:nvContentPartPr>
-                      <w14:xfrm>
-                        <a:off x="0" y="0"/>
-                        <a:ext cx="635" cy="708660"/>
-                      </w14:xfrm>
-                    </w14:contentPart>
+                  <a:graphicData uri="http://schemas.microsoft.com/office/word/2010/wordprocessingShape">
+                    <wps:wsp>
+                      <wps:cNvSpPr txBox="1"/>
+                      <wps:spPr>
+                        <a:xfrm>
+                          <a:off x="0" y="0"/>
+                          <a:ext cx="817809" cy="450761"/>
+                        </a:xfrm>
+                        <a:prstGeom prst="rect">
+                          <a:avLst/>
+                        </a:prstGeom>
+                        <a:solidFill>
+                          <a:schemeClr val="lt1"/>
+                        </a:solidFill>
+                        <a:ln w="6350">
+                          <a:solidFill>
+                            <a:prstClr val="black"/>
+                          </a:solidFill>
+                        </a:ln>
+                      </wps:spPr>
+                      <wps:txbx>
+                        <w:txbxContent>
+                          <w:p>
+                            <w:r>
+                              <w:t>methods</w:t>
+                            </w:r>
+                          </w:p>
+                        </w:txbxContent>
+                      </wps:txbx>
+                      <wps:bodyPr rot="0" spcFirstLastPara="0" vertOverflow="overflow" horzOverflow="overflow" vert="horz" wrap="square" lIns="91440" tIns="45720" rIns="91440" bIns="45720" numCol="1" spcCol="0" rtlCol="0" fromWordArt="0" anchor="t" anchorCtr="0" forceAA="0" compatLnSpc="1">
+                        <a:prstTxWarp prst="textNoShape">
+                          <a:avLst/>
+                        </a:prstTxWarp>
+                        <a:noAutofit/>
+                      </wps:bodyPr>
+                    </wps:wsp>
                   </a:graphicData>
                 </a:graphic>
                 <wp14:sizeRelH relativeFrom="margin">
                   <wp14:pctWidth>0</wp14:pctWidth>
                 </wp14:sizeRelH>
-                <wp14:sizeRelV relativeFrom="margin">
-                  <wp14:pctHeight>0</wp14:pctHeight>
-                </wp14:sizeRelV>
               </wp:anchor>
             </w:drawing>
           </mc:Choice>
           <mc:Fallback>
             <w:pict>
-              <v:shapetype w14:anchorId="403D5662" id="_x0000_t75" coordsize="21600,21600" o:spt="75" o:preferrelative="t" path="m@4@5l@4@11@9@11@9@5xe" filled="f" stroked="f">
-                <v:stroke joinstyle="miter"/>
-                <v:formulas>
-                  <v:f eqn="if lineDrawn pixelLineWidth 0"/>
-                  <v:f eqn="sum @0 1 0"/>
-                  <v:f eqn="sum 0 0 @1"/>
-                  <v:f eqn="prod @2 1 2"/>
-                  <v:f eqn="prod @3 21600 pixelWidth"/>
-                  <v:f eqn="prod @3 21600 pixelHeight"/>
-                  <v:f eqn="sum @0 0 1"/>
-                  <v:f eqn="prod @6 1 2"/>
-                  <v:f eqn="prod @7 21600 pixelWidth"/>
-                  <v:f eqn="sum @8 21600 0"/>
-                  <v:f eqn="prod @7 21600 pixelHeight"/>
-                  <v:f eqn="sum @10 21600 0"/>
-                </v:formulas>
-                <v:path o:extrusionok="f" gradientshapeok="t" o:connecttype="rect"/>
-                <o:lock v:ext="edit" aspectratio="t"/>
-              </v:shapetype>
-              <v:shape id="Ink 13" o:spid="_x0000_s1026" type="#_x0000_t75" style="position:absolute;margin-left:296.75pt;margin-top:87.5pt;width:1.75pt;height:56.75pt;z-index:251671552;visibility:visible;mso-wrap-style:square;mso-width-percent:0;mso-height-percent:0;mso-wrap-distance-left:9pt;mso-wrap-distance-top:0;mso-wrap-distance-right:9pt;mso-wrap-distance-bottom:0;mso-position-horizontal:absolute;mso-position-horizontal-relative:text;mso-position-vertical:absolute;mso-position-vertical-relative:text;mso-width-percent:0;mso-height-percent:0;mso-width-relative:margin;mso-height-relative:margin" o:gfxdata="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">
-                <v:imagedata r:id="rId6" o:title=""/>
+              <v:shape w14:anchorId="346FE568" id="Text Box 16" o:spid="_x0000_s1032" type="#_x0000_t202" style="position:absolute;margin-left:-53.7pt;margin-top:10.55pt;width:64.4pt;height:35.5pt;z-index:251674624;visibility:visible;mso-wrap-style:square;mso-width-percent:0;mso-wrap-distance-left:9pt;mso-wrap-distance-top:0;mso-wrap-distance-right:9pt;mso-wrap-distance-bottom:0;mso-position-horizontal:absolute;mso-position-horizontal-relative:text;mso-position-vertical:absolute;mso-position-vertical-relative:text;mso-width-percent:0;mso-width-relative:margin;v-text-anchor:top" o:gfxdata="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" fillcolor="white [3201]" strokeweight=".5pt">
+                <v:textbox>
+                  <w:txbxContent>
+                    <w:p>
+                      <w:r>
+                        <w:t>methods</w:t>
+                      </w:r>
+                    </w:p>
+                  </w:txbxContent>
+                </v:textbox>
               </v:shape>
             </w:pict>
           </mc:Fallback>
@@ -3383,13 +3508,13 @@
         <mc:AlternateContent>
           <mc:Choice Requires="wpi">
             <w:drawing>
-              <wp:anchor distT="0" distB="0" distL="114300" distR="114300" simplePos="0" relativeHeight="251669504" behindDoc="0" locked="0" layoutInCell="1" allowOverlap="1" wp14:anchorId="7C3E3DFF" wp14:editId="522DA3A0">
+              <wp:anchor distT="0" distB="0" distL="114300" distR="114300" simplePos="0" relativeHeight="251669504" behindDoc="0" locked="0" layoutInCell="1" allowOverlap="1" wp14:anchorId="7C3E3DFF" wp14:editId="3D4C2049">
                 <wp:simplePos x="0" y="0"/>
                 <wp:positionH relativeFrom="column">
-                  <wp:posOffset>180020</wp:posOffset>
+                  <wp:posOffset>134629</wp:posOffset>
                 </wp:positionH>
                 <wp:positionV relativeFrom="paragraph">
-                  <wp:posOffset>581783</wp:posOffset>
+                  <wp:posOffset>325290</wp:posOffset>
                 </wp:positionV>
                 <wp:extent cx="1117800" cy="25920"/>
                 <wp:effectExtent l="38100" t="38100" r="44450" b="50800"/>
@@ -3398,7 +3523,7 @@
                 <wp:cNvGraphicFramePr/>
                 <a:graphic xmlns:a="http://schemas.openxmlformats.org/drawingml/2006/main">
                   <a:graphicData uri="http://schemas.microsoft.com/office/word/2010/wordprocessingInk">
-                    <w14:contentPart bwMode="auto" r:id="rId7">
+                    <w14:contentPart bwMode="auto" r:id="rId9">
                       <w14:nvContentPartPr>
                         <w14:cNvContentPartPr/>
                       </w14:nvContentPartPr>
@@ -3414,54 +3539,7 @@
           </mc:Choice>
           <mc:Fallback>
             <w:pict>
-              <v:shape w14:anchorId="6FE4A9E5" id="Ink 11" o:spid="_x0000_s1026" type="#_x0000_t75" style="position:absolute;margin-left:13.65pt;margin-top:45.3pt;width:89pt;height:3.05pt;z-index:251669504;visibility:visible;mso-wrap-style:square;mso-wrap-distance-left:9pt;mso-wrap-distance-top:0;mso-wrap-distance-right:9pt;mso-wrap-distance-bottom:0;mso-position-horizontal:absolute;mso-position-horizontal-relative:text;mso-position-vertical:absolute;mso-position-vertical-relative:text" o:gfxdata="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">
-                <v:imagedata r:id="rId8" o:title=""/>
-              </v:shape>
-            </w:pict>
-          </mc:Fallback>
-        </mc:AlternateContent>
-      </w:r>
-      <w:r>
-        <w:rPr>
-          <w:noProof/>
-          <w:sz w:val="28"/>
-          <w:szCs w:val="28"/>
-        </w:rPr>
-        <mc:AlternateContent>
-          <mc:Choice Requires="wpi">
-            <w:drawing>
-              <wp:anchor distT="0" distB="0" distL="114300" distR="114300" simplePos="0" relativeHeight="251667456" behindDoc="0" locked="0" layoutInCell="1" allowOverlap="1" wp14:anchorId="0AE48345" wp14:editId="0C1FE899">
-                <wp:simplePos x="0" y="0"/>
-                <wp:positionH relativeFrom="column">
-                  <wp:posOffset>1338860</wp:posOffset>
-                </wp:positionH>
-                <wp:positionV relativeFrom="paragraph">
-                  <wp:posOffset>1356143</wp:posOffset>
-                </wp:positionV>
-                <wp:extent cx="19800" cy="605520"/>
-                <wp:effectExtent l="38100" t="38100" r="37465" b="42545"/>
-                <wp:wrapNone/>
-                <wp:docPr id="1597365138" name="Ink 9"/>
-                <wp:cNvGraphicFramePr/>
-                <a:graphic xmlns:a="http://schemas.openxmlformats.org/drawingml/2006/main">
-                  <a:graphicData uri="http://schemas.microsoft.com/office/word/2010/wordprocessingInk">
-                    <w14:contentPart bwMode="auto" r:id="rId9">
-                      <w14:nvContentPartPr>
-                        <w14:cNvContentPartPr/>
-                      </w14:nvContentPartPr>
-                      <w14:xfrm>
-                        <a:off x="0" y="0"/>
-                        <a:ext cx="19800" cy="605520"/>
-                      </w14:xfrm>
-                    </w14:contentPart>
-                  </a:graphicData>
-                </a:graphic>
-              </wp:anchor>
-            </w:drawing>
-          </mc:Choice>
-          <mc:Fallback>
-            <w:pict>
-              <v:shape w14:anchorId="14AA573A" id="Ink 9" o:spid="_x0000_s1026" type="#_x0000_t75" style="position:absolute;margin-left:104.9pt;margin-top:106.3pt;width:2.5pt;height:48.7pt;z-index:251667456;visibility:visible;mso-wrap-style:square;mso-wrap-distance-left:9pt;mso-wrap-distance-top:0;mso-wrap-distance-right:9pt;mso-wrap-distance-bottom:0;mso-position-horizontal:absolute;mso-position-horizontal-relative:text;mso-position-vertical:absolute;mso-position-vertical-relative:text" o:gfxdata="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">
+              <v:shape w14:anchorId="730E74E5" id="Ink 11" o:spid="_x0000_s1026" type="#_x0000_t75" style="position:absolute;margin-left:10.1pt;margin-top:25.15pt;width:89pt;height:3.05pt;z-index:251669504;visibility:visible;mso-wrap-style:square;mso-wrap-distance-left:9pt;mso-wrap-distance-top:0;mso-wrap-distance-right:9pt;mso-wrap-distance-bottom:0;mso-position-horizontal:absolute;mso-position-horizontal-relative:text;mso-position-vertical:absolute;mso-position-vertical-relative:text" o:gfxdata="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">
                 <v:imagedata r:id="rId10" o:title=""/>
               </v:shape>
             </w:pict>
@@ -3470,73 +3548,189 @@
       </w:r>
       <w:r>
         <w:rPr>
-          <w:noProof/>
-          <w:sz w:val="28"/>
-          <w:szCs w:val="28"/>
-        </w:rPr>
-        <mc:AlternateContent>
-          <mc:Choice Requires="wps">
-            <w:drawing>
-              <wp:anchor distT="0" distB="0" distL="114300" distR="114300" simplePos="0" relativeHeight="251665408" behindDoc="0" locked="0" layoutInCell="1" allowOverlap="1" wp14:anchorId="7BD58690" wp14:editId="1433E747">
-                <wp:simplePos x="0" y="0"/>
-                <wp:positionH relativeFrom="column">
-                  <wp:posOffset>804930</wp:posOffset>
-                </wp:positionH>
-                <wp:positionV relativeFrom="paragraph">
-                  <wp:posOffset>210167</wp:posOffset>
-                </wp:positionV>
-                <wp:extent cx="3870101" cy="740535"/>
-                <wp:effectExtent l="0" t="0" r="16510" b="21590"/>
-                <wp:wrapNone/>
-                <wp:docPr id="775737042" name="Rectangle 7"/>
-                <wp:cNvGraphicFramePr/>
-                <a:graphic xmlns:a="http://schemas.openxmlformats.org/drawingml/2006/main">
-                  <a:graphicData uri="http://schemas.microsoft.com/office/word/2010/wordprocessingShape">
-                    <wps:wsp>
-                      <wps:cNvSpPr/>
-                      <wps:spPr>
-                        <a:xfrm>
-                          <a:off x="0" y="0"/>
-                          <a:ext cx="3870101" cy="740535"/>
-                        </a:xfrm>
-                        <a:prstGeom prst="rect">
-                          <a:avLst/>
-                        </a:prstGeom>
-                      </wps:spPr>
-                      <wps:style>
-                        <a:lnRef idx="2">
-                          <a:schemeClr val="accent1">
-                            <a:shade val="15000"/>
-                          </a:schemeClr>
-                        </a:lnRef>
-                        <a:fillRef idx="1">
-                          <a:schemeClr val="accent1"/>
-                        </a:fillRef>
-                        <a:effectRef idx="0">
-                          <a:schemeClr val="accent1"/>
-                        </a:effectRef>
-                        <a:fontRef idx="minor">
-                          <a:schemeClr val="lt1"/>
-                        </a:fontRef>
-                      </wps:style>
-                      <wps:bodyPr rot="0" spcFirstLastPara="0" vertOverflow="overflow" horzOverflow="overflow" vert="horz" wrap="square" lIns="91440" tIns="45720" rIns="91440" bIns="45720" numCol="1" spcCol="0" rtlCol="0" fromWordArt="0" anchor="ctr" anchorCtr="0" forceAA="0" compatLnSpc="1">
-                        <a:prstTxWarp prst="textNoShape">
-                          <a:avLst/>
-                        </a:prstTxWarp>
-                        <a:noAutofit/>
-                      </wps:bodyPr>
-                    </wps:wsp>
-                  </a:graphicData>
-                </a:graphic>
-              </wp:anchor>
-            </w:drawing>
-          </mc:Choice>
-          <mc:Fallback>
-            <w:pict>
-              <v:rect w14:anchorId="23D04A7A" id="Rectangle 7" o:spid="_x0000_s1026" style="position:absolute;margin-left:63.4pt;margin-top:16.55pt;width:304.75pt;height:58.3pt;z-index:251665408;visibility:visible;mso-wrap-style:square;mso-wrap-distance-left:9pt;mso-wrap-distance-top:0;mso-wrap-distance-right:9pt;mso-wrap-distance-bottom:0;mso-position-horizontal:absolute;mso-position-horizontal-relative:text;mso-position-vertical:absolute;mso-position-vertical-relative:text;v-text-anchor:middle" o:gfxdata="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" fillcolor="#156082 [3204]" strokecolor="#030e13 [484]" strokeweight="1.5pt"/>
-            </w:pict>
-          </mc:Fallback>
-        </mc:AlternateContent>
+          <w:sz w:val="28"/>
+          <w:szCs w:val="28"/>
+        </w:rPr>
+        <w:br w:type="page"/>
+      </w:r>
+    </w:p>
+    <w:p>
+      <w:pPr>
+        <w:pStyle w:val="ListParagraph"/>
+        <w:tabs>
+          <w:tab w:val="left" w:pos="-851"/>
+        </w:tabs>
+        <w:spacing w:line="360" w:lineRule="auto"/>
+        <w:ind w:left="-491"/>
+        <w:rPr>
+          <w:sz w:val="28"/>
+          <w:szCs w:val="28"/>
+        </w:rPr>
+      </w:pPr>
+      <w:r>
+        <w:rPr>
+          <w:sz w:val="28"/>
+          <w:szCs w:val="28"/>
+        </w:rPr>
+        <w:lastRenderedPageBreak/>
+        <w:t>Program Structure</w:t>
+      </w:r>
+    </w:p>
+    <w:p>
+      <w:pPr>
+        <w:pStyle w:val="ListParagraph"/>
+        <w:tabs>
+          <w:tab w:val="left" w:pos="-851"/>
+        </w:tabs>
+        <w:spacing w:line="360" w:lineRule="auto"/>
+        <w:ind w:left="-491"/>
+        <w:rPr>
+          <w:sz w:val="28"/>
+          <w:szCs w:val="28"/>
+        </w:rPr>
+      </w:pPr>
+      <w:r>
+        <w:rPr>
+          <w:sz w:val="28"/>
+          <w:szCs w:val="28"/>
+        </w:rPr>
+        <w:t xml:space="preserve"> </w:t>
+      </w:r>
+    </w:p>
+    <w:p>
+      <w:pPr>
+        <w:pStyle w:val="ListParagraph"/>
+        <w:tabs>
+          <w:tab w:val="left" w:pos="-851"/>
+        </w:tabs>
+        <w:spacing w:line="360" w:lineRule="auto"/>
+        <w:ind w:left="-491"/>
+        <w:rPr>
+          <w:sz w:val="28"/>
+          <w:szCs w:val="28"/>
+        </w:rPr>
+      </w:pPr>
+      <w:r>
+        <w:rPr>
+          <w:sz w:val="28"/>
+          <w:szCs w:val="28"/>
+        </w:rPr>
+        <w:t xml:space="preserve">    package core;</w:t>
+      </w:r>
+    </w:p>
+    <w:p>
+      <w:pPr>
+        <w:pStyle w:val="ListParagraph"/>
+        <w:tabs>
+          <w:tab w:val="left" w:pos="-851"/>
+        </w:tabs>
+        <w:spacing w:line="360" w:lineRule="auto"/>
+        <w:ind w:left="-491"/>
+        <w:rPr>
+          <w:sz w:val="28"/>
+          <w:szCs w:val="28"/>
+        </w:rPr>
+      </w:pPr>
+      <w:r>
+        <w:rPr>
+          <w:sz w:val="28"/>
+          <w:szCs w:val="28"/>
+        </w:rPr>
+        <w:t xml:space="preserve">                        class </w:t>
+      </w:r>
+      <w:proofErr w:type="gramStart"/>
+      <w:r>
+        <w:rPr>
+          <w:sz w:val="28"/>
+          <w:szCs w:val="28"/>
+        </w:rPr>
+        <w:t>Structure{</w:t>
+      </w:r>
+      <w:proofErr w:type="gramEnd"/>
+    </w:p>
+    <w:p>
+      <w:pPr>
+        <w:pStyle w:val="ListParagraph"/>
+        <w:tabs>
+          <w:tab w:val="left" w:pos="-851"/>
+        </w:tabs>
+        <w:spacing w:line="360" w:lineRule="auto"/>
+        <w:ind w:left="-491"/>
+        <w:rPr>
+          <w:sz w:val="28"/>
+          <w:szCs w:val="28"/>
+        </w:rPr>
+      </w:pPr>
+      <w:r>
+        <w:rPr>
+          <w:sz w:val="28"/>
+          <w:szCs w:val="28"/>
+        </w:rPr>
+        <w:t xml:space="preserve">                                 public void </w:t>
+      </w:r>
+      <w:proofErr w:type="gramStart"/>
+      <w:r>
+        <w:rPr>
+          <w:sz w:val="28"/>
+          <w:szCs w:val="28"/>
+        </w:rPr>
+        <w:t>main(){</w:t>
+      </w:r>
+      <w:proofErr w:type="gramEnd"/>
+      <w:r>
+        <w:rPr>
+          <w:sz w:val="28"/>
+          <w:szCs w:val="28"/>
+        </w:rPr>
+        <w:br/>
+        <w:t xml:space="preserve">                                                       /method</w:t>
+      </w:r>
+    </w:p>
+    <w:p>
+      <w:pPr>
+        <w:tabs>
+          <w:tab w:val="left" w:pos="-851"/>
+        </w:tabs>
+        <w:spacing w:line="360" w:lineRule="auto"/>
+        <w:rPr>
+          <w:sz w:val="28"/>
+          <w:szCs w:val="28"/>
+        </w:rPr>
+      </w:pPr>
+      <w:r>
+        <w:rPr>
+          <w:sz w:val="28"/>
+          <w:szCs w:val="28"/>
+        </w:rPr>
+        <w:t xml:space="preserve">                             </w:t>
+      </w:r>
+      <w:r>
+        <w:rPr>
+          <w:sz w:val="28"/>
+          <w:szCs w:val="28"/>
+        </w:rPr>
+        <w:t>}</w:t>
+      </w:r>
+    </w:p>
+    <w:p>
+      <w:pPr>
+        <w:pStyle w:val="ListParagraph"/>
+        <w:tabs>
+          <w:tab w:val="left" w:pos="-851"/>
+        </w:tabs>
+        <w:spacing w:line="360" w:lineRule="auto"/>
+        <w:ind w:left="-491"/>
+        <w:rPr>
+          <w:sz w:val="28"/>
+          <w:szCs w:val="28"/>
+        </w:rPr>
+      </w:pPr>
+      <w:r>
+        <w:rPr>
+          <w:sz w:val="28"/>
+          <w:szCs w:val="28"/>
+        </w:rPr>
+        <w:t xml:space="preserve">                                          }</w:t>
       </w:r>
     </w:p>
     <w:sectPr>
@@ -5345,6 +5539,7 @@
   <w:style w:type="character" w:default="1" w:styleId="DefaultParagraphFont">
     <w:name w:val="Default Paragraph Font"/>
     <w:uiPriority w:val="1"/>
+    <w:semiHidden/>
     <w:unhideWhenUsed/>
   </w:style>
   <w:style w:type="table" w:default="1" w:styleId="TableNormal">
@@ -5704,14 +5899,14 @@
           <inkml:channelProperty channel="F" name="resolution" value="0" units="1/dev"/>
         </inkml:channelProperties>
       </inkml:inkSource>
-      <inkml:timestamp xml:id="ts0" timeString="2026-04-01T13:03:16.377"/>
+      <inkml:timestamp xml:id="ts0" timeString="2026-04-01T13:03:12.274"/>
     </inkml:context>
     <inkml:brush xml:id="br0">
       <inkml:brushProperty name="width" value="0.035" units="cm"/>
       <inkml:brushProperty name="height" value="0.035" units="cm"/>
     </inkml:brush>
   </inkml:definitions>
-  <inkml:trace contextRef="#ctx0" brushRef="#br0">1 71 23492,'3104'-70'0</inkml:trace>
+  <inkml:trace contextRef="#ctx0" brushRef="#br0">56 1684 23778,'-55'-1684'0</inkml:trace>
 </inkml:ink>
 </file>
 
@@ -5731,14 +5926,14 @@
           <inkml:channelProperty channel="F" name="resolution" value="0" units="1/dev"/>
         </inkml:channelProperties>
       </inkml:inkSource>
-      <inkml:timestamp xml:id="ts0" timeString="2026-04-01T13:03:12.274"/>
+      <inkml:timestamp xml:id="ts0" timeString="2026-04-01T13:03:16.377"/>
     </inkml:context>
     <inkml:brush xml:id="br0">
       <inkml:brushProperty name="width" value="0.035" units="cm"/>
       <inkml:brushProperty name="height" value="0.035" units="cm"/>
     </inkml:brush>
   </inkml:definitions>
-  <inkml:trace contextRef="#ctx0" brushRef="#br0">55 1681 23778,'-54'-1681'0</inkml:trace>
+  <inkml:trace contextRef="#ctx0" brushRef="#br0">1 74 23492,'3105'-73'0</inkml:trace>
 </inkml:ink>
 </file>
 

--- a/Java_core/Assignment/Module1/src/Theory/Introduction to Java.docx
+++ b/Java_core/Assignment/Module1/src/Theory/Introduction to Java.docx
@@ -32,23 +32,7 @@
           <w:sz w:val="28"/>
           <w:szCs w:val="28"/>
         </w:rPr>
-        <w:t xml:space="preserve">Question1- </w:t>
-      </w:r>
-      <w:proofErr w:type="spellStart"/>
-      <w:r>
-        <w:rPr>
-          <w:sz w:val="28"/>
-          <w:szCs w:val="28"/>
-        </w:rPr>
-        <w:t>Histroy</w:t>
-      </w:r>
-      <w:proofErr w:type="spellEnd"/>
-      <w:r>
-        <w:rPr>
-          <w:sz w:val="28"/>
-          <w:szCs w:val="28"/>
-        </w:rPr>
-        <w:t xml:space="preserve"> of Java</w:t>
+        <w:t>Question1- Histroy of Java</w:t>
       </w:r>
     </w:p>
     <w:p>
@@ -85,21 +69,12 @@
           <w:szCs w:val="28"/>
         </w:rPr>
       </w:pPr>
-      <w:proofErr w:type="gramStart"/>
-      <w:r>
-        <w:rPr>
-          <w:sz w:val="28"/>
-          <w:szCs w:val="28"/>
-        </w:rPr>
-        <w:t>James</w:t>
-      </w:r>
-      <w:proofErr w:type="gramEnd"/>
-      <w:r>
-        <w:rPr>
-          <w:sz w:val="28"/>
-          <w:szCs w:val="28"/>
-        </w:rPr>
-        <w:t xml:space="preserve"> gosling is said to be the father of java, as it was founded by him.</w:t>
+      <w:r>
+        <w:rPr>
+          <w:sz w:val="28"/>
+          <w:szCs w:val="28"/>
+        </w:rPr>
+        <w:t>James gosling is said to be the father of java, as it was founded by him.</w:t>
       </w:r>
     </w:p>
     <w:p>
@@ -120,34 +95,8 @@
           <w:sz w:val="28"/>
           <w:szCs w:val="28"/>
         </w:rPr>
-        <w:t>Before java it is known as ‘</w:t>
-      </w:r>
-      <w:proofErr w:type="spellStart"/>
-      <w:r>
-        <w:rPr>
-          <w:sz w:val="28"/>
-          <w:szCs w:val="28"/>
-        </w:rPr>
-        <w:t>OAK</w:t>
-      </w:r>
-      <w:proofErr w:type="gramStart"/>
-      <w:r>
-        <w:rPr>
-          <w:sz w:val="28"/>
-          <w:szCs w:val="28"/>
-        </w:rPr>
-        <w:t>’,but</w:t>
-      </w:r>
-      <w:proofErr w:type="spellEnd"/>
-      <w:proofErr w:type="gramEnd"/>
-      <w:r>
-        <w:rPr>
-          <w:sz w:val="28"/>
-          <w:szCs w:val="28"/>
-        </w:rPr>
-        <w:t xml:space="preserve"> Oak is </w:t>
-      </w:r>
-      <w:proofErr w:type="gramStart"/>
+        <w:t xml:space="preserve">Before java it is known as ‘OAK’,but Oak is </w:t>
+      </w:r>
       <w:r>
         <w:rPr>
           <w:sz w:val="28"/>
@@ -160,15 +109,7 @@
           <w:sz w:val="28"/>
           <w:szCs w:val="28"/>
         </w:rPr>
-        <w:t xml:space="preserve">  registered</w:t>
-      </w:r>
-      <w:proofErr w:type="gramEnd"/>
-      <w:r>
-        <w:rPr>
-          <w:sz w:val="28"/>
-          <w:szCs w:val="28"/>
-        </w:rPr>
-        <w:t xml:space="preserve"> company </w:t>
+        <w:t xml:space="preserve">  registered company </w:t>
       </w:r>
       <w:r>
         <w:rPr>
@@ -177,21 +118,12 @@
         </w:rPr>
         <w:t xml:space="preserve">at that time </w:t>
       </w:r>
-      <w:proofErr w:type="gramStart"/>
-      <w:r>
-        <w:rPr>
-          <w:sz w:val="28"/>
-          <w:szCs w:val="28"/>
-        </w:rPr>
-        <w:t>so ,it</w:t>
-      </w:r>
-      <w:proofErr w:type="gramEnd"/>
-      <w:r>
-        <w:rPr>
-          <w:sz w:val="28"/>
-          <w:szCs w:val="28"/>
-        </w:rPr>
-        <w:t xml:space="preserve"> is later </w:t>
+      <w:r>
+        <w:rPr>
+          <w:sz w:val="28"/>
+          <w:szCs w:val="28"/>
+        </w:rPr>
+        <w:t xml:space="preserve">so ,it is later </w:t>
       </w:r>
       <w:r>
         <w:rPr>
@@ -226,23 +158,7 @@
           <w:sz w:val="28"/>
           <w:szCs w:val="28"/>
         </w:rPr>
-        <w:t xml:space="preserve">Later </w:t>
-      </w:r>
-      <w:proofErr w:type="gramStart"/>
-      <w:r>
-        <w:rPr>
-          <w:sz w:val="28"/>
-          <w:szCs w:val="28"/>
-        </w:rPr>
-        <w:t>on</w:t>
-      </w:r>
-      <w:proofErr w:type="gramEnd"/>
-      <w:r>
-        <w:rPr>
-          <w:sz w:val="28"/>
-          <w:szCs w:val="28"/>
-        </w:rPr>
-        <w:t xml:space="preserve"> sun microsystem was acquired by Oracle, so now the java is the part of Oracle. </w:t>
+        <w:t xml:space="preserve">Later on sun microsystem was acquired by Oracle, so now the java is the part of Oracle. </w:t>
       </w:r>
     </w:p>
     <w:p>
@@ -319,37 +235,12 @@
           <w:szCs w:val="28"/>
         </w:rPr>
       </w:pPr>
-      <w:proofErr w:type="gramStart"/>
-      <w:r>
-        <w:rPr>
-          <w:sz w:val="28"/>
-          <w:szCs w:val="28"/>
-        </w:rPr>
-        <w:t>It  is</w:t>
-      </w:r>
-      <w:proofErr w:type="gramEnd"/>
-      <w:r>
-        <w:rPr>
-          <w:sz w:val="28"/>
-          <w:szCs w:val="28"/>
-        </w:rPr>
-        <w:t xml:space="preserve"> based on the concept of </w:t>
-      </w:r>
-      <w:proofErr w:type="spellStart"/>
-      <w:r>
-        <w:rPr>
-          <w:sz w:val="28"/>
-          <w:szCs w:val="28"/>
-        </w:rPr>
-        <w:t>c++</w:t>
-      </w:r>
-      <w:proofErr w:type="spellEnd"/>
-      <w:r>
-        <w:rPr>
-          <w:sz w:val="28"/>
-          <w:szCs w:val="28"/>
-        </w:rPr>
-        <w:t xml:space="preserve"> only, but removed concept of pointers and operator overloading.</w:t>
+      <w:r>
+        <w:rPr>
+          <w:sz w:val="28"/>
+          <w:szCs w:val="28"/>
+        </w:rPr>
+        <w:t>It  is based on the concept of c++ only, but removed concept of pointers and operator overloading.</w:t>
       </w:r>
     </w:p>
     <w:p>
@@ -388,23 +279,7 @@
           <w:sz w:val="28"/>
           <w:szCs w:val="28"/>
         </w:rPr>
-        <w:t xml:space="preserve">Java </w:t>
-      </w:r>
-      <w:proofErr w:type="gramStart"/>
-      <w:r>
-        <w:rPr>
-          <w:sz w:val="28"/>
-          <w:szCs w:val="28"/>
-        </w:rPr>
-        <w:t>is allows</w:t>
-      </w:r>
-      <w:proofErr w:type="gramEnd"/>
-      <w:r>
-        <w:rPr>
-          <w:sz w:val="28"/>
-          <w:szCs w:val="28"/>
-        </w:rPr>
-        <w:t xml:space="preserve"> programs to run on multiple platforms without modification. This is achievable because of byte code, as java compiler converts the source code into byte code and byte code is independent of hardware and operating system</w:t>
+        <w:t>Java allows programs to run on multiple platforms without modification. This is achievable because of byte code, as java compiler converts the source code into byte code and byte code is independent of hardware and operating system</w:t>
       </w:r>
       <w:r>
         <w:rPr>
@@ -468,42 +343,15 @@
           <w:sz w:val="28"/>
           <w:szCs w:val="28"/>
         </w:rPr>
-        <w:t xml:space="preserve">Java is platform </w:t>
-      </w:r>
-      <w:proofErr w:type="gramStart"/>
-      <w:r>
-        <w:rPr>
-          <w:sz w:val="28"/>
-          <w:szCs w:val="28"/>
-        </w:rPr>
-        <w:t>Independent</w:t>
-      </w:r>
-      <w:proofErr w:type="gramEnd"/>
-      <w:r>
-        <w:rPr>
-          <w:sz w:val="28"/>
-          <w:szCs w:val="28"/>
-        </w:rPr>
-        <w:t xml:space="preserve"> language because of</w:t>
-      </w:r>
-      <w:r>
-        <w:rPr>
-          <w:sz w:val="28"/>
-          <w:szCs w:val="28"/>
-        </w:rPr>
-        <w:t xml:space="preserve"> </w:t>
-      </w:r>
-      <w:proofErr w:type="spellStart"/>
-      <w:proofErr w:type="gramStart"/>
-      <w:r>
-        <w:rPr>
-          <w:sz w:val="28"/>
-          <w:szCs w:val="28"/>
-        </w:rPr>
-        <w:t>it’s</w:t>
-      </w:r>
-      <w:proofErr w:type="spellEnd"/>
-      <w:proofErr w:type="gramEnd"/>
+        <w:t>Java is platform Independent language because of</w:t>
+      </w:r>
+      <w:r>
+        <w:rPr>
+          <w:sz w:val="28"/>
+          <w:szCs w:val="28"/>
+        </w:rPr>
+        <w:t xml:space="preserve"> it’s</w:t>
+      </w:r>
       <w:r>
         <w:rPr>
           <w:sz w:val="28"/>
@@ -535,17 +383,8 @@
           <w:sz w:val="28"/>
           <w:szCs w:val="28"/>
         </w:rPr>
-        <w:t xml:space="preserve">How bytecode makes java platform </w:t>
-      </w:r>
-      <w:proofErr w:type="gramStart"/>
-      <w:r>
-        <w:rPr>
-          <w:sz w:val="28"/>
-          <w:szCs w:val="28"/>
-        </w:rPr>
-        <w:t>independent:-</w:t>
-      </w:r>
-      <w:proofErr w:type="gramEnd"/>
+        <w:t>How bytecode makes java platform independent:-</w:t>
+      </w:r>
     </w:p>
     <w:p>
       <w:pPr>
@@ -562,23 +401,7 @@
           <w:sz w:val="28"/>
           <w:szCs w:val="28"/>
         </w:rPr>
-        <w:t>It differs from languages like c/</w:t>
-      </w:r>
-      <w:proofErr w:type="spellStart"/>
-      <w:r>
-        <w:rPr>
-          <w:sz w:val="28"/>
-          <w:szCs w:val="28"/>
-        </w:rPr>
-        <w:t>c++</w:t>
-      </w:r>
-      <w:proofErr w:type="spellEnd"/>
-      <w:r>
-        <w:rPr>
-          <w:sz w:val="28"/>
-          <w:szCs w:val="28"/>
-        </w:rPr>
-        <w:t xml:space="preserve"> </w:t>
+        <w:t xml:space="preserve">It differs from languages like c/c++ </w:t>
       </w:r>
       <w:r>
         <w:rPr>
@@ -619,55 +442,7 @@
           <w:sz w:val="28"/>
           <w:szCs w:val="28"/>
         </w:rPr>
-        <w:t xml:space="preserve">But java bytecode is </w:t>
-      </w:r>
-      <w:proofErr w:type="spellStart"/>
-      <w:r>
-        <w:rPr>
-          <w:sz w:val="28"/>
-          <w:szCs w:val="28"/>
-        </w:rPr>
-        <w:t>readed</w:t>
-      </w:r>
-      <w:proofErr w:type="spellEnd"/>
-      <w:r>
-        <w:rPr>
-          <w:sz w:val="28"/>
-          <w:szCs w:val="28"/>
-        </w:rPr>
-        <w:t xml:space="preserve"> by the JVM, </w:t>
-      </w:r>
-      <w:proofErr w:type="gramStart"/>
-      <w:r>
-        <w:rPr>
-          <w:sz w:val="28"/>
-          <w:szCs w:val="28"/>
-        </w:rPr>
-        <w:t>Every</w:t>
-      </w:r>
-      <w:proofErr w:type="gramEnd"/>
-      <w:r>
-        <w:rPr>
-          <w:sz w:val="28"/>
-          <w:szCs w:val="28"/>
-        </w:rPr>
-        <w:t xml:space="preserve"> system has </w:t>
-      </w:r>
-      <w:proofErr w:type="gramStart"/>
-      <w:r>
-        <w:rPr>
-          <w:sz w:val="28"/>
-          <w:szCs w:val="28"/>
-        </w:rPr>
-        <w:t>JVM ,</w:t>
-      </w:r>
-      <w:proofErr w:type="gramEnd"/>
-      <w:r>
-        <w:rPr>
-          <w:sz w:val="28"/>
-          <w:szCs w:val="28"/>
-        </w:rPr>
-        <w:t xml:space="preserve"> so </w:t>
+        <w:t xml:space="preserve">But java bytecode is readed by the JVM, Every system has JVM , so </w:t>
       </w:r>
       <w:r>
         <w:rPr>
@@ -692,50 +467,7 @@
           <w:sz w:val="28"/>
           <w:szCs w:val="28"/>
         </w:rPr>
-        <w:t xml:space="preserve">Java is based concept of </w:t>
-      </w:r>
-      <w:proofErr w:type="spellStart"/>
-      <w:proofErr w:type="gramStart"/>
-      <w:r>
-        <w:rPr>
-          <w:sz w:val="28"/>
-          <w:szCs w:val="28"/>
-        </w:rPr>
-        <w:t>Wora</w:t>
-      </w:r>
-      <w:proofErr w:type="spellEnd"/>
-      <w:r>
-        <w:rPr>
-          <w:sz w:val="28"/>
-          <w:szCs w:val="28"/>
-        </w:rPr>
-        <w:t>(</w:t>
-      </w:r>
-      <w:proofErr w:type="gramEnd"/>
-      <w:r>
-        <w:rPr>
-          <w:sz w:val="28"/>
-          <w:szCs w:val="28"/>
-        </w:rPr>
-        <w:t xml:space="preserve">Write </w:t>
-      </w:r>
-      <w:proofErr w:type="spellStart"/>
-      <w:proofErr w:type="gramStart"/>
-      <w:r>
-        <w:rPr>
-          <w:sz w:val="28"/>
-          <w:szCs w:val="28"/>
-        </w:rPr>
-        <w:t>once,Run</w:t>
-      </w:r>
-      <w:proofErr w:type="spellEnd"/>
-      <w:proofErr w:type="gramEnd"/>
-      <w:r>
-        <w:rPr>
-          <w:sz w:val="28"/>
-          <w:szCs w:val="28"/>
-        </w:rPr>
-        <w:t xml:space="preserve"> Anywhere).</w:t>
+        <w:t>Java is based concept of Wora(Write once,Run Anywhere).</w:t>
       </w:r>
     </w:p>
     <w:p>
@@ -786,25 +518,7 @@
           <w:sz w:val="28"/>
           <w:szCs w:val="28"/>
         </w:rPr>
-        <w:t xml:space="preserve">Java is based on the concept of object </w:t>
-      </w:r>
-      <w:proofErr w:type="spellStart"/>
-      <w:proofErr w:type="gramStart"/>
-      <w:r>
-        <w:rPr>
-          <w:sz w:val="28"/>
-          <w:szCs w:val="28"/>
-        </w:rPr>
-        <w:t>oriented.In</w:t>
-      </w:r>
-      <w:proofErr w:type="spellEnd"/>
-      <w:proofErr w:type="gramEnd"/>
-      <w:r>
-        <w:rPr>
-          <w:sz w:val="28"/>
-          <w:szCs w:val="28"/>
-        </w:rPr>
-        <w:t xml:space="preserve"> java everything is object.</w:t>
+        <w:t>Java is based on the concept of object oriented.In java everything is object.</w:t>
       </w:r>
     </w:p>
     <w:p>
@@ -822,17 +536,8 @@
           <w:sz w:val="28"/>
           <w:szCs w:val="28"/>
         </w:rPr>
-        <w:t xml:space="preserve">Object Oriented </w:t>
-      </w:r>
-      <w:proofErr w:type="gramStart"/>
-      <w:r>
-        <w:rPr>
-          <w:sz w:val="28"/>
-          <w:szCs w:val="28"/>
-        </w:rPr>
-        <w:t>Concept:-</w:t>
-      </w:r>
-      <w:proofErr w:type="gramEnd"/>
+        <w:t>Object Oriented Concept:-</w:t>
+      </w:r>
     </w:p>
     <w:p>
       <w:pPr>
@@ -996,71 +701,7 @@
           <w:sz w:val="28"/>
           <w:szCs w:val="28"/>
         </w:rPr>
-        <w:t xml:space="preserve">Java interpreted feature means java </w:t>
-      </w:r>
-      <w:proofErr w:type="gramStart"/>
-      <w:r>
-        <w:rPr>
-          <w:sz w:val="28"/>
-          <w:szCs w:val="28"/>
-        </w:rPr>
-        <w:t>compiler  does</w:t>
-      </w:r>
-      <w:proofErr w:type="gramEnd"/>
-      <w:r>
-        <w:rPr>
-          <w:sz w:val="28"/>
-          <w:szCs w:val="28"/>
-        </w:rPr>
-        <w:t xml:space="preserve"> not directly convert the java source code directly into machine </w:t>
-      </w:r>
-      <w:proofErr w:type="gramStart"/>
-      <w:r>
-        <w:rPr>
-          <w:sz w:val="28"/>
-          <w:szCs w:val="28"/>
-        </w:rPr>
-        <w:t>code ,</w:t>
-      </w:r>
-      <w:proofErr w:type="gramEnd"/>
-      <w:r>
-        <w:rPr>
-          <w:sz w:val="28"/>
-          <w:szCs w:val="28"/>
-        </w:rPr>
-        <w:t xml:space="preserve"> it first </w:t>
-      </w:r>
-      <w:proofErr w:type="gramStart"/>
-      <w:r>
-        <w:rPr>
-          <w:sz w:val="28"/>
-          <w:szCs w:val="28"/>
-        </w:rPr>
-        <w:t>convert</w:t>
-      </w:r>
-      <w:proofErr w:type="gramEnd"/>
-      <w:r>
-        <w:rPr>
-          <w:sz w:val="28"/>
-          <w:szCs w:val="28"/>
-        </w:rPr>
-        <w:t xml:space="preserve"> it into bytecode and then executed by </w:t>
-      </w:r>
-      <w:proofErr w:type="spellStart"/>
-      <w:r>
-        <w:rPr>
-          <w:sz w:val="28"/>
-          <w:szCs w:val="28"/>
-        </w:rPr>
-        <w:t>jvm</w:t>
-      </w:r>
-      <w:proofErr w:type="spellEnd"/>
-      <w:r>
-        <w:rPr>
-          <w:sz w:val="28"/>
-          <w:szCs w:val="28"/>
-        </w:rPr>
-        <w:t xml:space="preserve"> through interpreter.</w:t>
+        <w:t>Java interpreted feature means java compiler  does not directly convert the java source code directly into machine code , it first convert it into bytecode and then executed by jvm through interpreter.</w:t>
       </w:r>
     </w:p>
     <w:p>
@@ -1073,80 +714,12 @@
           <w:szCs w:val="28"/>
         </w:rPr>
       </w:pPr>
-      <w:proofErr w:type="spellStart"/>
-      <w:r>
-        <w:rPr>
-          <w:sz w:val="28"/>
-          <w:szCs w:val="28"/>
-        </w:rPr>
-        <w:t>Nowdays</w:t>
-      </w:r>
-      <w:proofErr w:type="spellEnd"/>
-      <w:r>
-        <w:rPr>
-          <w:sz w:val="28"/>
-          <w:szCs w:val="28"/>
-        </w:rPr>
-        <w:t xml:space="preserve">, modern </w:t>
-      </w:r>
-      <w:proofErr w:type="spellStart"/>
-      <w:r>
-        <w:rPr>
-          <w:sz w:val="28"/>
-          <w:szCs w:val="28"/>
-        </w:rPr>
-        <w:t>jvm</w:t>
-      </w:r>
-      <w:proofErr w:type="spellEnd"/>
-      <w:r>
-        <w:rPr>
-          <w:sz w:val="28"/>
-          <w:szCs w:val="28"/>
-        </w:rPr>
-        <w:t xml:space="preserve"> uses </w:t>
-      </w:r>
-      <w:proofErr w:type="spellStart"/>
-      <w:proofErr w:type="gramStart"/>
-      <w:r>
-        <w:rPr>
-          <w:sz w:val="28"/>
-          <w:szCs w:val="28"/>
-        </w:rPr>
-        <w:t>jit</w:t>
-      </w:r>
-      <w:proofErr w:type="spellEnd"/>
-      <w:r>
-        <w:rPr>
-          <w:sz w:val="28"/>
-          <w:szCs w:val="28"/>
-        </w:rPr>
-        <w:t>(</w:t>
-      </w:r>
-      <w:proofErr w:type="gramEnd"/>
-      <w:r>
-        <w:rPr>
-          <w:sz w:val="28"/>
-          <w:szCs w:val="28"/>
-        </w:rPr>
-        <w:t xml:space="preserve">just in time) </w:t>
-      </w:r>
-      <w:proofErr w:type="spellStart"/>
-      <w:proofErr w:type="gramStart"/>
-      <w:r>
-        <w:rPr>
-          <w:sz w:val="28"/>
-          <w:szCs w:val="28"/>
-        </w:rPr>
-        <w:t>compilation,which</w:t>
-      </w:r>
-      <w:proofErr w:type="spellEnd"/>
-      <w:proofErr w:type="gramEnd"/>
-      <w:r>
-        <w:rPr>
-          <w:sz w:val="28"/>
-          <w:szCs w:val="28"/>
-        </w:rPr>
-        <w:t xml:space="preserve"> converts the source code into byte code at runtime.</w:t>
+      <w:r>
+        <w:rPr>
+          <w:sz w:val="28"/>
+          <w:szCs w:val="28"/>
+        </w:rPr>
+        <w:t>Nowdays, modern jvm uses jit(just in time) compilation,which converts the source code into byte code at runtime.</w:t>
       </w:r>
     </w:p>
     <w:p>
@@ -1162,21 +735,12 @@
           <w:szCs w:val="28"/>
         </w:rPr>
       </w:pPr>
-      <w:proofErr w:type="spellStart"/>
-      <w:r>
-        <w:rPr>
-          <w:sz w:val="28"/>
-          <w:szCs w:val="28"/>
-        </w:rPr>
-        <w:t>Mutlithreading</w:t>
-      </w:r>
-      <w:proofErr w:type="spellEnd"/>
-      <w:r>
-        <w:rPr>
-          <w:sz w:val="28"/>
-          <w:szCs w:val="28"/>
-        </w:rPr>
-        <w:t>-</w:t>
+      <w:r>
+        <w:rPr>
+          <w:sz w:val="28"/>
+          <w:szCs w:val="28"/>
+        </w:rPr>
+        <w:t>Mutlithreading-</w:t>
       </w:r>
     </w:p>
     <w:p>
@@ -1245,21 +809,12 @@
           <w:szCs w:val="28"/>
         </w:rPr>
       </w:pPr>
-      <w:proofErr w:type="gramStart"/>
-      <w:r>
-        <w:rPr>
-          <w:sz w:val="28"/>
-          <w:szCs w:val="28"/>
-        </w:rPr>
-        <w:t>JDK(</w:t>
-      </w:r>
-      <w:proofErr w:type="gramEnd"/>
-      <w:r>
-        <w:rPr>
-          <w:sz w:val="28"/>
-          <w:szCs w:val="28"/>
-        </w:rPr>
-        <w:t>Java development kit)-</w:t>
+      <w:r>
+        <w:rPr>
+          <w:sz w:val="28"/>
+          <w:szCs w:val="28"/>
+        </w:rPr>
+        <w:t>JDK(Java development kit)-</w:t>
       </w:r>
     </w:p>
     <w:p>
@@ -1276,48 +831,7 @@
           <w:sz w:val="28"/>
           <w:szCs w:val="28"/>
         </w:rPr>
-        <w:t xml:space="preserve">           The </w:t>
-      </w:r>
-      <w:proofErr w:type="spellStart"/>
-      <w:r>
-        <w:rPr>
-          <w:sz w:val="28"/>
-          <w:szCs w:val="28"/>
-        </w:rPr>
-        <w:t>jdk</w:t>
-      </w:r>
-      <w:proofErr w:type="spellEnd"/>
-      <w:r>
-        <w:rPr>
-          <w:sz w:val="28"/>
-          <w:szCs w:val="28"/>
-        </w:rPr>
-        <w:t xml:space="preserve"> provide many predefined libraries which contain many predefined     </w:t>
-      </w:r>
-      <w:proofErr w:type="spellStart"/>
-      <w:proofErr w:type="gramStart"/>
-      <w:r>
-        <w:rPr>
-          <w:sz w:val="28"/>
-          <w:szCs w:val="28"/>
-        </w:rPr>
-        <w:t>packages,classes</w:t>
-      </w:r>
-      <w:proofErr w:type="gramEnd"/>
-      <w:r>
-        <w:rPr>
-          <w:sz w:val="28"/>
-          <w:szCs w:val="28"/>
-        </w:rPr>
-        <w:t>,methode</w:t>
-      </w:r>
-      <w:proofErr w:type="spellEnd"/>
-      <w:r>
-        <w:rPr>
-          <w:sz w:val="28"/>
-          <w:szCs w:val="28"/>
-        </w:rPr>
-        <w:t xml:space="preserve"> etc.</w:t>
+        <w:t xml:space="preserve">           The jdk provide many predefined libraries which contain many predefined     packages,classes,methode etc.</w:t>
       </w:r>
     </w:p>
     <w:p>
@@ -1348,23 +862,7 @@
           <w:sz w:val="28"/>
           <w:szCs w:val="28"/>
         </w:rPr>
-        <w:t xml:space="preserve"> </w:t>
-      </w:r>
-      <w:proofErr w:type="spellStart"/>
-      <w:r>
-        <w:rPr>
-          <w:sz w:val="28"/>
-          <w:szCs w:val="28"/>
-        </w:rPr>
-        <w:t>jre</w:t>
-      </w:r>
-      <w:proofErr w:type="spellEnd"/>
-      <w:r>
-        <w:rPr>
-          <w:sz w:val="28"/>
-          <w:szCs w:val="28"/>
-        </w:rPr>
-        <w:t xml:space="preserve"> and Java compiler.</w:t>
+        <w:t xml:space="preserve"> jre and Java compiler.</w:t>
       </w:r>
     </w:p>
     <w:p>
@@ -1638,15 +1136,7 @@
                         <w:txbxContent>
                           <w:p>
                             <w:r>
-                              <w:t xml:space="preserve">                 </w:t>
-                            </w:r>
-                            <w:proofErr w:type="gramStart"/>
-                            <w:r>
-                              <w:t>JRE(</w:t>
-                            </w:r>
-                            <w:proofErr w:type="gramEnd"/>
-                            <w:r>
-                              <w:t>java run time environment)</w:t>
+                              <w:t xml:space="preserve">                 JRE(java run time environment)</w:t>
                             </w:r>
                           </w:p>
                         </w:txbxContent>
@@ -1743,13 +1233,8 @@
                             <w:pPr>
                               <w:jc w:val="center"/>
                             </w:pPr>
-                            <w:proofErr w:type="gramStart"/>
                             <w:r>
-                              <w:t>JDK(</w:t>
-                            </w:r>
-                            <w:proofErr w:type="gramEnd"/>
-                            <w:r>
-                              <w:t>JAVA DEVELOPNMENT KIT)</w:t>
+                              <w:t>JDK(JAVA DEVELOPNMENT KIT)</w:t>
                             </w:r>
                           </w:p>
                         </w:txbxContent>
@@ -1892,21 +1377,12 @@
           <w:szCs w:val="28"/>
         </w:rPr>
       </w:pPr>
-      <w:proofErr w:type="gramStart"/>
-      <w:r>
-        <w:rPr>
-          <w:sz w:val="28"/>
-          <w:szCs w:val="28"/>
-        </w:rPr>
-        <w:t>JRE(</w:t>
-      </w:r>
-      <w:proofErr w:type="gramEnd"/>
-      <w:r>
-        <w:rPr>
-          <w:sz w:val="28"/>
-          <w:szCs w:val="28"/>
-        </w:rPr>
-        <w:t>Java runtime environment)</w:t>
+      <w:r>
+        <w:rPr>
+          <w:sz w:val="28"/>
+          <w:szCs w:val="28"/>
+        </w:rPr>
+        <w:t>JRE(Java runtime environment)</w:t>
       </w:r>
     </w:p>
     <w:p>
@@ -1934,23 +1410,7 @@
           <w:sz w:val="28"/>
           <w:szCs w:val="28"/>
         </w:rPr>
-        <w:t xml:space="preserve">libraries which contain many predefined classes and </w:t>
-      </w:r>
-      <w:proofErr w:type="spellStart"/>
-      <w:r>
-        <w:rPr>
-          <w:sz w:val="28"/>
-          <w:szCs w:val="28"/>
-        </w:rPr>
-        <w:t>methodetc</w:t>
-      </w:r>
-      <w:proofErr w:type="spellEnd"/>
-      <w:r>
-        <w:rPr>
-          <w:sz w:val="28"/>
-          <w:szCs w:val="28"/>
-        </w:rPr>
-        <w:t>.</w:t>
+        <w:t>libraries which contain many predefined classes and methodetc.</w:t>
       </w:r>
     </w:p>
     <w:p>
@@ -1971,39 +1431,7 @@
           <w:sz w:val="28"/>
           <w:szCs w:val="28"/>
         </w:rPr>
-        <w:t xml:space="preserve">It Contain </w:t>
-      </w:r>
-      <w:proofErr w:type="gramStart"/>
-      <w:r>
-        <w:rPr>
-          <w:sz w:val="28"/>
-          <w:szCs w:val="28"/>
-        </w:rPr>
-        <w:t>JVM(</w:t>
-      </w:r>
-      <w:proofErr w:type="gramEnd"/>
-      <w:r>
-        <w:rPr>
-          <w:sz w:val="28"/>
-          <w:szCs w:val="28"/>
-        </w:rPr>
-        <w:t>Java virtual machine</w:t>
-      </w:r>
-      <w:proofErr w:type="gramStart"/>
-      <w:r>
-        <w:rPr>
-          <w:sz w:val="28"/>
-          <w:szCs w:val="28"/>
-        </w:rPr>
-        <w:t>),which</w:t>
-      </w:r>
-      <w:proofErr w:type="gramEnd"/>
-      <w:r>
-        <w:rPr>
-          <w:sz w:val="28"/>
-          <w:szCs w:val="28"/>
-        </w:rPr>
-        <w:t xml:space="preserve"> reads the bytecode created by java compiler.</w:t>
+        <w:t>It Contain JVM(Java virtual machine),which reads the bytecode created by java compiler.</w:t>
       </w:r>
     </w:p>
     <w:p>
@@ -2020,21 +1448,12 @@
           <w:szCs w:val="28"/>
         </w:rPr>
       </w:pPr>
-      <w:proofErr w:type="gramStart"/>
-      <w:r>
-        <w:rPr>
-          <w:sz w:val="28"/>
-          <w:szCs w:val="28"/>
-        </w:rPr>
-        <w:t>JVM(</w:t>
-      </w:r>
-      <w:proofErr w:type="gramEnd"/>
-      <w:r>
-        <w:rPr>
-          <w:sz w:val="28"/>
-          <w:szCs w:val="28"/>
-        </w:rPr>
-        <w:t>Java virtual Machine)</w:t>
+      <w:r>
+        <w:rPr>
+          <w:sz w:val="28"/>
+          <w:szCs w:val="28"/>
+        </w:rPr>
+        <w:t>JVM(Java virtual Machine)</w:t>
       </w:r>
     </w:p>
     <w:p>
@@ -2052,49 +1471,8 @@
           <w:sz w:val="28"/>
           <w:szCs w:val="28"/>
         </w:rPr>
-        <w:t xml:space="preserve">The java virtual Machine is said to be virtual machine because it is not physically </w:t>
-      </w:r>
-      <w:proofErr w:type="gramStart"/>
-      <w:r>
-        <w:rPr>
-          <w:sz w:val="28"/>
-          <w:szCs w:val="28"/>
-        </w:rPr>
-        <w:t>exist</w:t>
-      </w:r>
-      <w:proofErr w:type="gramEnd"/>
-      <w:r>
-        <w:rPr>
-          <w:sz w:val="28"/>
-          <w:szCs w:val="28"/>
-        </w:rPr>
-        <w:t xml:space="preserve">, </w:t>
-      </w:r>
-      <w:proofErr w:type="spellStart"/>
-      <w:r>
-        <w:rPr>
-          <w:sz w:val="28"/>
-          <w:szCs w:val="28"/>
-        </w:rPr>
-        <w:t>Jvm</w:t>
-      </w:r>
-      <w:proofErr w:type="spellEnd"/>
-      <w:r>
-        <w:rPr>
-          <w:sz w:val="28"/>
-          <w:szCs w:val="28"/>
-        </w:rPr>
-        <w:t xml:space="preserve"> is the only which can read the </w:t>
-      </w:r>
-      <w:proofErr w:type="gramStart"/>
-      <w:r>
-        <w:rPr>
-          <w:sz w:val="28"/>
-          <w:szCs w:val="28"/>
-        </w:rPr>
-        <w:t>bytecode .</w:t>
-      </w:r>
-      <w:proofErr w:type="gramEnd"/>
+        <w:t>The java virtual Machine is said to be virtual machine because it is not physically exist, Jvm is the only which can read the bytecode .</w:t>
+      </w:r>
     </w:p>
     <w:p>
       <w:pPr>
@@ -2228,15 +1606,7 @@
           <w:sz w:val="28"/>
           <w:szCs w:val="28"/>
         </w:rPr>
-        <w:t xml:space="preserve">Go to the official website </w:t>
-      </w:r>
-      <w:proofErr w:type="gramStart"/>
-      <w:r>
-        <w:rPr>
-          <w:sz w:val="28"/>
-          <w:szCs w:val="28"/>
-        </w:rPr>
-        <w:t>of</w:t>
+        <w:t>Go to the official website of</w:t>
       </w:r>
       <w:r>
         <w:rPr>
@@ -2250,15 +1620,7 @@
           <w:sz w:val="28"/>
           <w:szCs w:val="28"/>
         </w:rPr>
-        <w:t>Oracle</w:t>
-      </w:r>
-      <w:proofErr w:type="gramEnd"/>
-      <w:r>
-        <w:rPr>
-          <w:sz w:val="28"/>
-          <w:szCs w:val="28"/>
-        </w:rPr>
-        <w:t xml:space="preserve"> Corporation</w:t>
+        <w:t>Oracle Corporation</w:t>
       </w:r>
     </w:p>
     <w:p>
@@ -2379,15 +1741,7 @@
           <w:sz w:val="28"/>
           <w:szCs w:val="28"/>
         </w:rPr>
-        <w:t>Steps (Windows</w:t>
-      </w:r>
-      <w:proofErr w:type="gramStart"/>
-      <w:r>
-        <w:rPr>
-          <w:sz w:val="28"/>
-          <w:szCs w:val="28"/>
-        </w:rPr>
-        <w:t>):</w:t>
+        <w:t>Steps (Windows):</w:t>
       </w:r>
       <w:r>
         <w:rPr>
@@ -2395,16 +1749,7 @@
           <w:sz w:val="28"/>
           <w:szCs w:val="28"/>
         </w:rPr>
-        <w:t>Open</w:t>
-      </w:r>
-      <w:proofErr w:type="gramEnd"/>
-      <w:r>
-        <w:rPr>
-          <w:rFonts w:hint="eastAsia"/>
-          <w:sz w:val="28"/>
-          <w:szCs w:val="28"/>
-        </w:rPr>
-        <w:t xml:space="preserve"> System Properties </w:t>
+        <w:t xml:space="preserve">Open System Properties </w:t>
       </w:r>
       <w:r>
         <w:rPr>
@@ -2514,23 +1859,7 @@
           <w:sz w:val="28"/>
           <w:szCs w:val="28"/>
         </w:rPr>
-        <w:t>Value: Path of JDK (e.g., C:\Program Files\Java\</w:t>
-      </w:r>
-      <w:proofErr w:type="spellStart"/>
-      <w:r>
-        <w:rPr>
-          <w:sz w:val="28"/>
-          <w:szCs w:val="28"/>
-        </w:rPr>
-        <w:t>jdk</w:t>
-      </w:r>
-      <w:proofErr w:type="spellEnd"/>
-      <w:r>
-        <w:rPr>
-          <w:sz w:val="28"/>
-          <w:szCs w:val="28"/>
-        </w:rPr>
-        <w:t>-xx)</w:t>
+        <w:t>Value: Path of JDK (e.g., C:\Program Files\Java\jdk-xx)</w:t>
       </w:r>
     </w:p>
     <w:p>
@@ -2810,23 +2139,7 @@
           <w:sz w:val="28"/>
           <w:szCs w:val="28"/>
         </w:rPr>
-        <w:t xml:space="preserve">Packages </w:t>
-      </w:r>
-      <w:proofErr w:type="gramStart"/>
-      <w:r>
-        <w:rPr>
-          <w:sz w:val="28"/>
-          <w:szCs w:val="28"/>
-        </w:rPr>
-        <w:t>-  this</w:t>
-      </w:r>
-      <w:proofErr w:type="gramEnd"/>
-      <w:r>
-        <w:rPr>
-          <w:sz w:val="28"/>
-          <w:szCs w:val="28"/>
-        </w:rPr>
-        <w:t xml:space="preserve"> are like folders, which contain classes in it.</w:t>
+        <w:t>Packages -  this are like folders, which contain classes in it.</w:t>
       </w:r>
     </w:p>
     <w:p>
@@ -3636,17 +2949,8 @@
           <w:sz w:val="28"/>
           <w:szCs w:val="28"/>
         </w:rPr>
-        <w:t xml:space="preserve">                        class </w:t>
-      </w:r>
-      <w:proofErr w:type="gramStart"/>
-      <w:r>
-        <w:rPr>
-          <w:sz w:val="28"/>
-          <w:szCs w:val="28"/>
-        </w:rPr>
-        <w:t>Structure{</w:t>
-      </w:r>
-      <w:proofErr w:type="gramEnd"/>
+        <w:t xml:space="preserve">                        class Structure{</w:t>
+      </w:r>
     </w:p>
     <w:p>
       <w:pPr>
@@ -3666,17 +2970,8 @@
           <w:sz w:val="28"/>
           <w:szCs w:val="28"/>
         </w:rPr>
-        <w:t xml:space="preserve">                                 public void </w:t>
-      </w:r>
-      <w:proofErr w:type="gramStart"/>
-      <w:r>
-        <w:rPr>
-          <w:sz w:val="28"/>
-          <w:szCs w:val="28"/>
-        </w:rPr>
-        <w:t>main(){</w:t>
-      </w:r>
-      <w:proofErr w:type="gramEnd"/>
+        <w:t xml:space="preserve">                                 public void main(){</w:t>
+      </w:r>
       <w:r>
         <w:rPr>
           <w:sz w:val="28"/>
